--- a/CMA_B1_Ch04_Handouts.docx
+++ b/CMA_B1_Ch04_Handouts.docx
@@ -14,7 +14,7 @@
           <w:sz w:val="40"/>
           <w:szCs w:val="40"/>
         </w:rPr>
-        <w:t xml:space="preserve">Handout 4.1 · Section 4.2</w:t>
+        <w:t xml:space="preserve">Handout 4.1 · Issuing and buying back shares</w:t>
       </w:r>
     </w:p>
     <w:p>
@@ -3381,7 +3381,7 @@
           <w:sz w:val="40"/>
           <w:szCs w:val="40"/>
         </w:rPr>
-        <w:t xml:space="preserve">Handout 4.2 · Section 4.3</w:t>
+        <w:t xml:space="preserve">Handout 4.2 · Dividends, stock dividends and stock splits</w:t>
       </w:r>
     </w:p>
     <w:p>
@@ -8446,7 +8446,7 @@
           <w:sz w:val="40"/>
           <w:szCs w:val="40"/>
         </w:rPr>
-        <w:t xml:space="preserve">Handout 4.3 · The practice set</w:t>
+        <w:t xml:space="preserve">Handout 4.3 · Equity and the Statement of Changes in Equity: exam practice</w:t>
       </w:r>
     </w:p>
     <w:p>
@@ -15836,7 +15836,7 @@
               <w:sz w:val="16"/>
               <w:szCs w:val="16"/>
             </w:rPr>
-            <w:t xml:space="preserve">Handout 4.1 · Section 4.2</w:t>
+            <w:t xml:space="preserve">Handout 4.1 · Issuing and buying back shares</w:t>
           </w:r>
         </w:p>
       </w:tc>
@@ -15927,7 +15927,7 @@
               <w:sz w:val="16"/>
               <w:szCs w:val="16"/>
             </w:rPr>
-            <w:t xml:space="preserve">Handout 4.2 · Section 4.3</w:t>
+            <w:t xml:space="preserve">Handout 4.2 · Dividends, stock dividends and stock splits</w:t>
           </w:r>
         </w:p>
       </w:tc>
@@ -16018,7 +16018,7 @@
               <w:sz w:val="16"/>
               <w:szCs w:val="16"/>
             </w:rPr>
-            <w:t xml:space="preserve">Handout 4.3 · The practice set</w:t>
+            <w:t xml:space="preserve">Handout 4.3 · Equity and the Statement of Changes in Equity: exam practice</w:t>
           </w:r>
         </w:p>
       </w:tc>
